--- a/en/wisdom-stories/henry-fords-choice.docx
+++ b/en/wisdom-stories/henry-fords-choice.docx
@@ -4,162 +4,83 @@
   <w:body>
     <w:p>
       <w:pPr>
-        <w:spacing w:before="0" w:after="60"/>
-        <w:jc w:val="left"/>
+        <w:pStyle w:val="Title"/>
       </w:pPr>
       <w:r>
-        <w:rPr>
-          <w:rFonts w:ascii="Arial" w:hAnsi="Arial" w:eastAsia="Arial"/>
-          <w:i w:val="0"/>
-          <w:color w:val="000000"/>
-          <w:sz w:val="52"/>
-        </w:rPr>
         <w:t>Henry Ford's Choice</w:t>
       </w:r>
     </w:p>
     <w:p>
-      <w:pPr>
-        <w:jc w:val="left"/>
-      </w:pPr>
+      <w:pPr/>
       <w:r>
-        <w:rPr>
-          <w:rFonts w:ascii="Arial" w:hAnsi="Arial" w:eastAsia="Arial"/>
-          <w:i w:val="0"/>
-          <w:color w:val="000000"/>
-          <w:sz w:val="22"/>
-        </w:rPr>
-        <w:t>It is said that one day Henry Ford, the founder of the Ford Motor Company, invited two young friends who wanted to work for his company to dinner. Both young men graduated from the same university and were very talented and educated specialists.</w:t>
+        <w:t>It is said that Henry Ford once invited two young friends to dinner. Both hoped to work for his company, and both were talented graduates of the same university.</w:t>
+      </w:r>
+    </w:p>
+    <w:p>
+      <w:pPr/>
+      <w:r>
+        <w:t>After the meal, Ford offered one a job and wished the other well. The disappointed young man gathered his courage and asked:</w:t>
+      </w:r>
+    </w:p>
+    <w:p>
+      <w:pPr/>
+      <w:r>
+        <w:t>“Mr. Ford, we haven’t discussed cars or engineering all evening. We only talked about everyday things. Why did you offer my friend a job and turn me down?”</w:t>
       </w:r>
     </w:p>
     <w:p>
       <w:pPr>
-        <w:jc w:val="left"/>
+        <w:spacing w:after="80"/>
       </w:pPr>
       <w:r>
-        <w:rPr>
-          <w:rFonts w:ascii="Arial" w:hAnsi="Arial" w:eastAsia="Arial"/>
-          <w:i w:val="0"/>
-          <w:color w:val="000000"/>
-          <w:sz w:val="22"/>
-        </w:rPr>
-        <w:t>The dinner was over, the party ended. As they left the restaurant, Ford told one of the young men that he had hired him, and wished the other good luck and said that he could not give him a job. The disappointed young man gathered all his courage and asked Ford:</w:t>
+        <w:t>Ford replied:</w:t>
+      </w:r>
+    </w:p>
+    <w:p>
+      <w:pPr/>
+      <w:r>
+        <w:t>“For two reasons. First, I watched you both during dinner. Your friend tasted his food before adding salt. You added salt before tasting it. I value people who examine something before deciding to change it.</w:t>
       </w:r>
     </w:p>
     <w:p>
       <w:pPr>
-        <w:jc w:val="left"/>
+        <w:keepNext/>
       </w:pPr>
       <w:r>
-        <w:rPr>
-          <w:rFonts w:ascii="Arial" w:hAnsi="Arial" w:eastAsia="Arial"/>
-          <w:i w:val="0"/>
-          <w:color w:val="000000"/>
-          <w:sz w:val="22"/>
-        </w:rPr>
-        <w:t>— Mr. Ford, we have not talked about cars or engineering skills all evening, we have only touched on general topics. But you offered my friend a job, and deprived me of this opportunity. Why did you make such a decision?</w:t>
+        <w:t>“Second, your friend treated the waiters courteously. You ignored them and were polite only to me. Everyone deserves respect, whatever their position.”</w:t>
       </w:r>
     </w:p>
     <w:p>
       <w:pPr>
-        <w:jc w:val="left"/>
+        <w:keepNext/>
+        <w:keepLines/>
+        <w:spacing w:before="160"/>
       </w:pPr>
       <w:r>
         <w:rPr>
-          <w:rFonts w:ascii="Arial" w:hAnsi="Arial" w:eastAsia="Arial"/>
-          <w:i w:val="0"/>
-          <w:color w:val="000000"/>
-          <w:sz w:val="22"/>
+          <w:b/>
         </w:rPr>
-        <w:t>Ford replied:</w:t>
+        <w:t>Moral:</w:t>
+      </w:r>
+      <w:r>
+        <w:t xml:space="preserve"> Small actions reveal character, both in how we make decisions and in how we treat people with less power than ourselves.</w:t>
       </w:r>
     </w:p>
     <w:p>
       <w:pPr>
-        <w:jc w:val="left"/>
+        <w:spacing w:after="80"/>
       </w:pPr>
       <w:r>
         <w:rPr>
-          <w:rFonts w:ascii="Arial" w:hAnsi="Arial" w:eastAsia="Arial"/>
-          <w:i w:val="0"/>
-          <w:color w:val="000000"/>
-          <w:sz w:val="22"/>
+          <w:i/>
+          <w:sz w:val="18"/>
         </w:rPr>
-        <w:t>— Look, young man, there are two reasons for this. First: I have observed the behavior of both of you throughout the meal. I noticed that your friend added salt after tasting the food, while you added salt first and only tasted it afterwards. I value those people who decide to make changes only after experimenting and measuring.</w:t>
-      </w:r>
-    </w:p>
-    <w:p>
-      <w:pPr>
-        <w:jc w:val="left"/>
-      </w:pPr>
-      <w:r>
-        <w:rPr>
-          <w:rFonts w:ascii="Arial" w:hAnsi="Arial" w:eastAsia="Arial"/>
-          <w:i w:val="0"/>
-          <w:color w:val="000000"/>
-          <w:sz w:val="22"/>
-        </w:rPr>
-        <w:t>— The second reason is this: your friend was very polite to the waiters, and you ignored the waiters and only showed politeness to me. And people should be treated the same, regardless of their position.</w:t>
-      </w:r>
-    </w:p>
-    <w:p>
-      <w:pPr>
-        <w:pStyle w:val="Moral"/>
-        <w:keepNext/>
-        <w:keepLines/>
-        <w:widowControl/>
-        <w:spacing w:before="240" w:after="180" w:line="283" w:lineRule="auto"/>
-        <w:ind w:left="240" w:right="240"/>
-        <w:jc w:val="left"/>
-        <w:pBdr>
-          <w:top w:val="single" w:sz="8" w:space="7" w:color="E8D59A"/>
-          <w:left w:val="single" w:sz="32" w:space="11" w:color="C6A23A"/>
-          <w:bottom w:val="single" w:sz="8" w:space="7" w:color="E8D59A"/>
-          <w:right w:val="single" w:sz="8" w:space="11" w:color="E8D59A"/>
-        </w:pBdr>
-        <w:shd w:val="clear" w:color="auto" w:fill="FFF8E1"/>
-      </w:pPr>
-      <w:r>
-        <w:rPr>
-          <w:rFonts w:ascii="Arial" w:hAnsi="Arial" w:eastAsia="Arial" w:cs="Arial"/>
-          <w:b/>
-          <w:i w:val="0"/>
-          <w:color w:val="9A7417"/>
-          <w:sz w:val="22"/>
-        </w:rPr>
-        <w:t xml:space="preserve">Moral: </w:t>
-      </w:r>
-      <w:r>
-        <w:rPr>
-          <w:rFonts w:ascii="Arial" w:hAnsi="Arial" w:eastAsia="Arial" w:cs="Arial"/>
-          <w:b w:val="0"/>
-          <w:i w:val="0"/>
-          <w:color w:val="3F3826"/>
-          <w:sz w:val="22"/>
-        </w:rPr>
-        <w:t>A person's character is shown in his small actions: in his impulsive decisions and in his attitude towards the weak.</w:t>
-      </w:r>
-    </w:p>
-    <w:p>
-      <w:pPr>
-        <w:keepLines/>
-        <w:widowControl/>
-        <w:spacing w:before="60" w:after="0" w:line="240" w:lineRule="auto"/>
-        <w:jc w:val="right"/>
-      </w:pPr>
-      <w:r>
-        <w:rPr>
-          <w:rFonts w:ascii="Arial" w:hAnsi="Arial" w:eastAsia="Arial" w:cs="Arial"/>
-          <w:b w:val="0"/>
-          <w:i/>
-          <w:color w:val="8A7950"/>
-          <w:sz w:val="17"/>
-        </w:rPr>
-        <w:t>The story was obtained from open Internet sources.</w:t>
+        <w:t>Source: Publicly available internet sources.</w:t>
       </w:r>
     </w:p>
     <w:sectPr>
       <w:pgSz w:w="12240" w:h="15840"/>
-      <w:pgMar w:top="1440" w:right="1440" w:bottom="1440" w:left="1440" w:header="708" w:footer="708" w:gutter="0"/>
+      <w:pgMar w:top="1080" w:right="1224" w:bottom="1080" w:left="1224" w:header="720" w:footer="720" w:gutter="0"/>
       <w:cols w:space="720"/>
       <w:docGrid w:linePitch="360"/>
     </w:sectPr>
@@ -531,12 +452,14 @@
     <w:qFormat/>
     <w:rsid w:val="00FC693F"/>
     <w:pPr>
-      <w:spacing w:before="0" w:after="160" w:line="276" w:lineRule="auto"/>
+      <w:widowControl/>
+      <w:spacing w:after="120" w:line="259" w:lineRule="auto"/>
     </w:pPr>
     <w:rPr>
-      <w:rFonts w:ascii="Arial" w:hAnsi="Arial" w:eastAsia="Arial"/>
+      <w:rFonts w:ascii="Arial" w:hAnsi="Arial"/>
       <w:color w:val="000000"/>
       <w:sz w:val="22"/>
+      <w:lang w:val="en-US"/>
     </w:rPr>
   </w:style>
   <w:style w:type="paragraph" w:styleId="Header">
@@ -880,18 +803,17 @@
     <w:qFormat/>
     <w:rsid w:val="00FC693F"/>
     <w:pPr>
-      <w:pBdr>
-        <w:bottom w:val="single" w:sz="8" w:space="4" w:color="4F81BD" w:themeColor="accent1"/>
-      </w:pBdr>
-      <w:spacing w:after="300" w:line="240" w:lineRule="auto"/>
+      <w:keepNext/>
+      <w:spacing w:after="280" w:line="240" w:lineRule="auto"/>
       <w:contextualSpacing/>
     </w:pPr>
     <w:rPr>
-      <w:rFonts w:asciiTheme="majorHAnsi" w:eastAsiaTheme="majorEastAsia" w:hAnsiTheme="majorHAnsi" w:cstheme="majorBidi"/>
-      <w:color w:val="17365D" w:themeColor="text2" w:themeShade="BF"/>
+      <w:rFonts w:asciiTheme="majorHAnsi" w:eastAsiaTheme="majorEastAsia" w:hAnsiTheme="majorHAnsi" w:cstheme="majorBidi" w:ascii="Arial" w:hAnsi="Arial"/>
+      <w:b/>
+      <w:color w:val="000000"/>
       <w:spacing w:val="5"/>
       <w:kern w:val="28"/>
-      <w:sz w:val="52"/>
+      <w:sz w:val="34"/>
       <w:szCs w:val="52"/>
     </w:rPr>
   </w:style>
@@ -1367,9 +1289,6 @@
     <w:qFormat/>
     <w:rsid w:val="00FC693F"/>
     <w:pPr>
-      <w:pBdr>
-        <w:bottom w:val="single" w:sz="4" w:space="4" w:color="4F81BD" w:themeColor="accent1"/>
-      </w:pBdr>
       <w:spacing w:before="200" w:after="280"/>
       <w:ind w:left="936" w:right="936"/>
     </w:pPr>
@@ -12220,18 +12139,6 @@
         <w:shd w:val="clear" w:color="auto" w:fill="FBCAA2" w:themeFill="accent6" w:themeFillTint="7F"/>
       </w:tcPr>
     </w:tblStylePr>
-  </w:style>
-  <w:style w:type="paragraph" w:customStyle="1" w:styleId="Moral">
-    <w:name w:val="Moral"/>
-    <w:basedOn w:val="Normal"/>
-    <w:pPr>
-      <w:spacing w:before="160" w:after="0" w:line="276" w:lineRule="auto"/>
-    </w:pPr>
-    <w:rPr>
-      <w:rFonts w:ascii="Arial" w:hAnsi="Arial" w:eastAsia="Arial"/>
-      <w:i/>
-      <w:sz w:val="22"/>
-    </w:rPr>
   </w:style>
 </w:styles>
 </file>

--- a/en/wisdom-stories/henry-fords-choice.docx
+++ b/en/wisdom-stories/henry-fords-choice.docx
@@ -13,13 +13,13 @@
     <w:p>
       <w:pPr/>
       <w:r>
-        <w:t>It is said that Henry Ford once invited two young friends to dinner. Both hoped to work for his company, and both were talented graduates of the same university.</w:t>
+        <w:t>It is said that Henry Ford, founder of the Ford Motor automobile company, once invited two young friends to dinner. Both hoped to work for his company, and both were talented graduates of the same university.</w:t>
       </w:r>
     </w:p>
     <w:p>
       <w:pPr/>
       <w:r>
-        <w:t>After the meal, Ford offered one a job and wished the other well. The disappointed young man gathered his courage and asked:</w:t>
+        <w:t>As they were leaving the restaurant, Ford told one young man he was hired and told the other that he wished him well but could not give him a job. The disappointed young man gathered his courage and asked:</w:t>
       </w:r>
     </w:p>
     <w:p>
@@ -60,11 +60,9 @@
         <w:rPr>
           <w:b/>
         </w:rPr>
-        <w:t>Moral:</w:t>
+        <w:t>Moral: Small actions reveal character, both in deciding before we have weighed the matter and in how we treat people weaker than ourselves.</w:t>
       </w:r>
-      <w:r>
-        <w:t xml:space="preserve"> Small actions reveal character, both in how we make decisions and in how we treat people with less power than ourselves.</w:t>
-      </w:r>
+      <w:r/>
     </w:p>
     <w:p>
       <w:pPr>
@@ -75,7 +73,7 @@
           <w:i/>
           <w:sz w:val="18"/>
         </w:rPr>
-        <w:t>Source: Publicly available internet sources.</w:t>
+        <w:t>Stories are taken from open Internet sources; illustrations were created with AI.</w:t>
       </w:r>
     </w:p>
     <w:sectPr>
